--- a/posts/statisticaltalk/index.docx
+++ b/posts/statisticaltalk/index.docx
@@ -60,7 +60,7 @@
         <w:t xml:space="preserve">In the world of data analysis and machine learning, statistics plays a vital role in making sense of the data. Whether you’re estimating parameters, testing hypotheses, or understanding relationships between variables, statistical concepts guide how we interpret data. In this post, I want to summarise and collect some fundamental statistical ideas that are quite common and asked in many data science, machine learning, and quant interviews</w:t>
       </w:r>
     </w:p>
-    <w:bookmarkStart w:id="28" w:name="basic-statistical-terminologies"/>
+    <w:bookmarkStart w:id="17" w:name="basic-statistical-terminologies"/>
     <w:p>
       <w:pPr>
         <w:pStyle w:val="Heading2"/>
@@ -69,7 +69,7 @@
         <w:t xml:space="preserve">Basic Statistical Terminologies</w:t>
       </w:r>
     </w:p>
-    <w:bookmarkStart w:id="20" w:name="the-mean"/>
+    <w:bookmarkStart w:id="9" w:name="the-mean"/>
     <w:p>
       <w:pPr>
         <w:pStyle w:val="Heading3"/>
@@ -267,24 +267,26 @@
           </m:r>
           <m:r>
             <m:rPr>
-              <m:sty m:val="p"/>
               <m:scr m:val="double-struck"/>
+              <m:sty m:val="p"/>
             </m:rPr>
             <m:t>E</m:t>
           </m:r>
-          <m:d>
-            <m:dPr>
-              <m:begChr m:val="["/>
-              <m:sepChr m:val=""/>
-              <m:endChr m:val="]"/>
-              <m:grow/>
-            </m:dPr>
-            <m:e>
-              <m:r>
-                <m:t>X</m:t>
-              </m:r>
-            </m:e>
-          </m:d>
+          <m:r>
+            <m:rPr>
+              <m:sty m:val="p"/>
+            </m:rPr>
+            <m:t>[</m:t>
+          </m:r>
+          <m:r>
+            <m:t>X</m:t>
+          </m:r>
+          <m:r>
+            <m:rPr>
+              <m:sty m:val="p"/>
+            </m:rPr>
+            <m:t>]</m:t>
+          </m:r>
           <m:r>
             <m:rPr>
               <m:sty m:val="p"/>
@@ -338,19 +340,21 @@
               </m:r>
             </m:sub>
           </m:sSub>
-          <m:d>
-            <m:dPr>
-              <m:begChr m:val="("/>
-              <m:sepChr m:val=""/>
-              <m:endChr m:val=")"/>
-              <m:grow/>
-            </m:dPr>
-            <m:e>
-              <m:r>
-                <m:t>x</m:t>
-              </m:r>
-            </m:e>
-          </m:d>
+          <m:r>
+            <m:rPr>
+              <m:sty m:val="p"/>
+            </m:rPr>
+            <m:t>(</m:t>
+          </m:r>
+          <m:r>
+            <m:t>x</m:t>
+          </m:r>
+          <m:r>
+            <m:rPr>
+              <m:sty m:val="p"/>
+            </m:rPr>
+            <m:t>)</m:t>
+          </m:r>
           <m:r>
             <m:t>d</m:t>
           </m:r>
@@ -373,33 +377,35 @@
       <m:oMath>
         <m:r>
           <m:rPr>
+            <m:scr m:val="double-struck"/>
             <m:sty m:val="p"/>
-            <m:scr m:val="double-struck"/>
           </m:rPr>
           <m:t>P</m:t>
         </m:r>
-        <m:d>
-          <m:dPr>
-            <m:begChr m:val="("/>
-            <m:sepChr m:val=""/>
-            <m:endChr m:val=")"/>
-            <m:grow/>
-          </m:dPr>
-          <m:e>
-            <m:r>
-              <m:t>X</m:t>
-            </m:r>
-            <m:r>
-              <m:rPr>
-                <m:sty m:val="p"/>
-              </m:rPr>
-              <m:t>=</m:t>
-            </m:r>
-            <m:r>
-              <m:t>x</m:t>
-            </m:r>
-          </m:e>
-        </m:d>
+        <m:r>
+          <m:rPr>
+            <m:sty m:val="p"/>
+          </m:rPr>
+          <m:t>(</m:t>
+        </m:r>
+        <m:r>
+          <m:t>X</m:t>
+        </m:r>
+        <m:r>
+          <m:rPr>
+            <m:sty m:val="p"/>
+          </m:rPr>
+          <m:t>=</m:t>
+        </m:r>
+        <m:r>
+          <m:t>x</m:t>
+        </m:r>
+        <m:r>
+          <m:rPr>
+            <m:sty m:val="p"/>
+          </m:rPr>
+          <m:t>)</m:t>
+        </m:r>
       </m:oMath>
       <w:r>
         <w:t xml:space="preserve"> </w:t>
@@ -439,19 +445,21 @@
             </m:r>
           </m:sub>
         </m:sSub>
-        <m:d>
-          <m:dPr>
-            <m:begChr m:val="("/>
-            <m:sepChr m:val=""/>
-            <m:endChr m:val=")"/>
-            <m:grow/>
-          </m:dPr>
-          <m:e>
-            <m:r>
-              <m:t>x</m:t>
-            </m:r>
-          </m:e>
-        </m:d>
+        <m:r>
+          <m:rPr>
+            <m:sty m:val="p"/>
+          </m:rPr>
+          <m:t>(</m:t>
+        </m:r>
+        <m:r>
+          <m:t>x</m:t>
+        </m:r>
+        <m:r>
+          <m:rPr>
+            <m:sty m:val="p"/>
+          </m:rPr>
+          <m:t>)</m:t>
+        </m:r>
       </m:oMath>
       <w:r>
         <w:t xml:space="preserve"> </w:t>
@@ -487,8 +495,8 @@
         <w:t xml:space="preserve">, depending on whether it is discrete or contineous type. The mean helps describe the central tendency of data, but it can be sensitive to outliers.</w:t>
       </w:r>
     </w:p>
-    <w:bookmarkEnd w:id="20"/>
-    <w:bookmarkStart w:id="21" w:name="variance"/>
+    <w:bookmarkEnd w:id="9"/>
+    <w:bookmarkStart w:id="10" w:name="variance"/>
     <w:p>
       <w:pPr>
         <w:pStyle w:val="Heading3"/>
@@ -628,48 +636,50 @@
               </m:r>
             </m:sup>
             <m:e>
-              <m:sSup>
-                <m:e>
-                  <m:d>
-                    <m:dPr>
-                      <m:begChr m:val="("/>
-                      <m:sepChr m:val=""/>
-                      <m:endChr m:val=")"/>
-                      <m:grow/>
-                    </m:dPr>
-                    <m:e>
-                      <m:sSub>
-                        <m:e>
-                          <m:r>
-                            <m:t>x</m:t>
-                          </m:r>
-                        </m:e>
-                        <m:sub>
-                          <m:r>
-                            <m:t>i</m:t>
-                          </m:r>
-                        </m:sub>
-                      </m:sSub>
-                      <m:r>
-                        <m:rPr>
-                          <m:sty m:val="p"/>
-                        </m:rPr>
-                        <m:t>−</m:t>
-                      </m:r>
-                      <m:r>
-                        <m:t>μ</m:t>
-                      </m:r>
-                    </m:e>
-                  </m:d>
-                </m:e>
-                <m:sup>
-                  <m:r>
-                    <m:t>2</m:t>
-                  </m:r>
-                </m:sup>
-              </m:sSup>
+              <m:r>
+                <m:rPr>
+                  <m:sty m:val="p"/>
+                </m:rPr>
+                <m:t>(</m:t>
+              </m:r>
             </m:e>
           </m:nary>
+          <m:sSub>
+            <m:e>
+              <m:r>
+                <m:t>x</m:t>
+              </m:r>
+            </m:e>
+            <m:sub>
+              <m:r>
+                <m:t>i</m:t>
+              </m:r>
+            </m:sub>
+          </m:sSub>
+          <m:r>
+            <m:rPr>
+              <m:sty m:val="p"/>
+            </m:rPr>
+            <m:t>−</m:t>
+          </m:r>
+          <m:r>
+            <m:t>μ</m:t>
+          </m:r>
+          <m:sSup>
+            <m:e>
+              <m:r>
+                <m:rPr>
+                  <m:sty m:val="p"/>
+                </m:rPr>
+                <m:t>)</m:t>
+              </m:r>
+            </m:e>
+            <m:sup>
+              <m:r>
+                <m:t>2</m:t>
+              </m:r>
+            </m:sup>
+          </m:sSup>
         </m:oMath>
       </m:oMathPara>
     </w:p>
@@ -794,19 +804,21 @@
             </m:r>
           </m:sub>
         </m:sSub>
-        <m:d>
-          <m:dPr>
-            <m:begChr m:val="("/>
-            <m:sepChr m:val=""/>
-            <m:endChr m:val=")"/>
-            <m:grow/>
-          </m:dPr>
-          <m:e>
-            <m:r>
-              <m:t>x</m:t>
-            </m:r>
-          </m:e>
-        </m:d>
+        <m:r>
+          <m:rPr>
+            <m:sty m:val="p"/>
+          </m:rPr>
+          <m:t>(</m:t>
+        </m:r>
+        <m:r>
+          <m:t>x</m:t>
+        </m:r>
+        <m:r>
+          <m:rPr>
+            <m:sty m:val="p"/>
+          </m:rPr>
+          <m:t>)</m:t>
+        </m:r>
         <m:r>
           <m:rPr>
             <m:sty m:val="p"/>
@@ -876,30 +888,32 @@
                 <m:type m:val="bar"/>
               </m:fPr>
               <m:num>
+                <m:r>
+                  <m:rPr>
+                    <m:sty m:val="p"/>
+                  </m:rPr>
+                  <m:t>(</m:t>
+                </m:r>
+                <m:r>
+                  <m:t>x</m:t>
+                </m:r>
+                <m:r>
+                  <m:rPr>
+                    <m:sty m:val="p"/>
+                  </m:rPr>
+                  <m:t>−</m:t>
+                </m:r>
+                <m:r>
+                  <m:t>μ</m:t>
+                </m:r>
                 <m:sSup>
                   <m:e>
-                    <m:d>
-                      <m:dPr>
-                        <m:begChr m:val="("/>
-                        <m:sepChr m:val=""/>
-                        <m:endChr m:val=")"/>
-                        <m:grow/>
-                      </m:dPr>
-                      <m:e>
-                        <m:r>
-                          <m:t>x</m:t>
-                        </m:r>
-                        <m:r>
-                          <m:rPr>
-                            <m:sty m:val="p"/>
-                          </m:rPr>
-                          <m:t>−</m:t>
-                        </m:r>
-                        <m:r>
-                          <m:t>μ</m:t>
-                        </m:r>
-                      </m:e>
-                    </m:d>
+                    <m:r>
+                      <m:rPr>
+                        <m:sty m:val="p"/>
+                      </m:rPr>
+                      <m:t>)</m:t>
+                    </m:r>
                   </m:e>
                   <m:sup>
                     <m:r>
@@ -988,19 +1002,21 @@
             </m:r>
           </m:sub>
         </m:sSub>
-        <m:d>
-          <m:dPr>
-            <m:begChr m:val="("/>
-            <m:sepChr m:val=""/>
-            <m:endChr m:val=")"/>
-            <m:grow/>
-          </m:dPr>
-          <m:e>
-            <m:r>
-              <m:t>x</m:t>
-            </m:r>
-          </m:e>
-        </m:d>
+        <m:r>
+          <m:rPr>
+            <m:sty m:val="p"/>
+          </m:rPr>
+          <m:t>(</m:t>
+        </m:r>
+        <m:r>
+          <m:t>x</m:t>
+        </m:r>
+        <m:r>
+          <m:rPr>
+            <m:sty m:val="p"/>
+          </m:rPr>
+          <m:t>)</m:t>
+        </m:r>
         <m:r>
           <m:rPr>
             <m:sty m:val="p"/>
@@ -1128,33 +1144,35 @@
         </m:r>
         <m:r>
           <m:rPr>
+            <m:scr m:val="script"/>
             <m:sty m:val="b"/>
-            <m:scr m:val="script"/>
           </m:rPr>
           <m:t>N</m:t>
         </m:r>
-        <m:d>
-          <m:dPr>
-            <m:begChr m:val="("/>
-            <m:sepChr m:val=""/>
-            <m:endChr m:val=")"/>
-            <m:grow/>
-          </m:dPr>
-          <m:e>
-            <m:r>
-              <m:t>0</m:t>
-            </m:r>
-            <m:r>
-              <m:rPr>
-                <m:sty m:val="p"/>
-              </m:rPr>
-              <m:t>,</m:t>
-            </m:r>
-            <m:r>
-              <m:t>1</m:t>
-            </m:r>
-          </m:e>
-        </m:d>
+        <m:r>
+          <m:rPr>
+            <m:sty m:val="p"/>
+          </m:rPr>
+          <m:t>(</m:t>
+        </m:r>
+        <m:r>
+          <m:t>0</m:t>
+        </m:r>
+        <m:r>
+          <m:rPr>
+            <m:sty m:val="p"/>
+          </m:rPr>
+          <m:t>,</m:t>
+        </m:r>
+        <m:r>
+          <m:t>1</m:t>
+        </m:r>
+        <m:r>
+          <m:rPr>
+            <m:sty m:val="p"/>
+          </m:rPr>
+          <m:t>)</m:t>
+        </m:r>
       </m:oMath>
       <w:r>
         <w:t xml:space="preserve"> </w:t>
@@ -1174,8 +1192,8 @@
         <w:t xml:space="preserve">?</w:t>
       </w:r>
     </w:p>
-    <w:bookmarkEnd w:id="21"/>
-    <w:bookmarkStart w:id="22" w:name="covariance"/>
+    <w:bookmarkEnd w:id="10"/>
+    <w:bookmarkStart w:id="11" w:name="covariance"/>
     <w:p>
       <w:pPr>
         <w:pStyle w:val="Heading3"/>
@@ -1254,28 +1272,30 @@
             </m:rPr>
             <m:t>Cov</m:t>
           </m:r>
-          <m:d>
-            <m:dPr>
-              <m:begChr m:val="("/>
-              <m:sepChr m:val=""/>
-              <m:endChr m:val=")"/>
-              <m:grow/>
-            </m:dPr>
-            <m:e>
-              <m:r>
-                <m:t>X</m:t>
-              </m:r>
-              <m:r>
-                <m:rPr>
-                  <m:sty m:val="p"/>
-                </m:rPr>
-                <m:t>,</m:t>
-              </m:r>
-              <m:r>
-                <m:t>Y</m:t>
-              </m:r>
-            </m:e>
-          </m:d>
+          <m:r>
+            <m:rPr>
+              <m:sty m:val="p"/>
+            </m:rPr>
+            <m:t>(</m:t>
+          </m:r>
+          <m:r>
+            <m:t>X</m:t>
+          </m:r>
+          <m:r>
+            <m:rPr>
+              <m:sty m:val="p"/>
+            </m:rPr>
+            <m:t>,</m:t>
+          </m:r>
+          <m:r>
+            <m:t>Y</m:t>
+          </m:r>
+          <m:r>
+            <m:rPr>
+              <m:sty m:val="p"/>
+            </m:rPr>
+            <m:t>)</m:t>
+          </m:r>
           <m:r>
             <m:rPr>
               <m:sty m:val="p"/>
@@ -1324,88 +1344,92 @@
               </m:r>
             </m:sup>
             <m:e>
-              <m:d>
-                <m:dPr>
-                  <m:begChr m:val="("/>
-                  <m:sepChr m:val=""/>
-                  <m:endChr m:val=")"/>
-                  <m:grow/>
-                </m:dPr>
-                <m:e>
-                  <m:sSub>
-                    <m:e>
-                      <m:r>
-                        <m:t>X</m:t>
-                      </m:r>
-                    </m:e>
-                    <m:sub>
-                      <m:r>
-                        <m:t>i</m:t>
-                      </m:r>
-                    </m:sub>
-                  </m:sSub>
-                  <m:r>
-                    <m:rPr>
-                      <m:sty m:val="p"/>
-                    </m:rPr>
-                    <m:t>−</m:t>
-                  </m:r>
-                  <m:sSub>
-                    <m:e>
-                      <m:r>
-                        <m:t>μ</m:t>
-                      </m:r>
-                    </m:e>
-                    <m:sub>
-                      <m:r>
-                        <m:t>X</m:t>
-                      </m:r>
-                    </m:sub>
-                  </m:sSub>
-                </m:e>
-              </m:d>
-            </m:e>
-          </m:nary>
-          <m:d>
-            <m:dPr>
-              <m:begChr m:val="("/>
-              <m:sepChr m:val=""/>
-              <m:endChr m:val=")"/>
-              <m:grow/>
-            </m:dPr>
-            <m:e>
-              <m:sSub>
-                <m:e>
-                  <m:r>
-                    <m:t>Y</m:t>
-                  </m:r>
-                </m:e>
-                <m:sub>
-                  <m:r>
-                    <m:t>i</m:t>
-                  </m:r>
-                </m:sub>
-              </m:sSub>
               <m:r>
                 <m:rPr>
                   <m:sty m:val="p"/>
                 </m:rPr>
-                <m:t>−</m:t>
-              </m:r>
-              <m:sSub>
-                <m:e>
-                  <m:r>
-                    <m:t>μ</m:t>
-                  </m:r>
-                </m:e>
-                <m:sub>
-                  <m:r>
-                    <m:t>Y</m:t>
-                  </m:r>
-                </m:sub>
-              </m:sSub>
+                <m:t>(</m:t>
+              </m:r>
             </m:e>
-          </m:d>
+          </m:nary>
+          <m:sSub>
+            <m:e>
+              <m:r>
+                <m:t>X</m:t>
+              </m:r>
+            </m:e>
+            <m:sub>
+              <m:r>
+                <m:t>i</m:t>
+              </m:r>
+            </m:sub>
+          </m:sSub>
+          <m:r>
+            <m:rPr>
+              <m:sty m:val="p"/>
+            </m:rPr>
+            <m:t>−</m:t>
+          </m:r>
+          <m:sSub>
+            <m:e>
+              <m:r>
+                <m:t>μ</m:t>
+              </m:r>
+            </m:e>
+            <m:sub>
+              <m:r>
+                <m:t>X</m:t>
+              </m:r>
+            </m:sub>
+          </m:sSub>
+          <m:r>
+            <m:rPr>
+              <m:sty m:val="p"/>
+            </m:rPr>
+            <m:t>)</m:t>
+          </m:r>
+          <m:r>
+            <m:rPr>
+              <m:sty m:val="p"/>
+            </m:rPr>
+            <m:t>(</m:t>
+          </m:r>
+          <m:sSub>
+            <m:e>
+              <m:r>
+                <m:t>Y</m:t>
+              </m:r>
+            </m:e>
+            <m:sub>
+              <m:r>
+                <m:t>i</m:t>
+              </m:r>
+            </m:sub>
+          </m:sSub>
+          <m:r>
+            <m:rPr>
+              <m:sty m:val="p"/>
+            </m:rPr>
+            <m:t>−</m:t>
+          </m:r>
+          <m:sSub>
+            <m:e>
+              <m:r>
+                <m:t>μ</m:t>
+              </m:r>
+            </m:e>
+            <m:sub>
+              <m:r>
+                <m:t>Y</m:t>
+              </m:r>
+            </m:sub>
+          </m:sSub>
+          <m:r>
+            <m:rPr>
+              <m:sty m:val="p"/>
+            </m:rPr>
+            <m:t>)</m:t>
+          </m:r>
         </m:oMath>
       </m:oMathPara>
     </w:p>
@@ -1430,8 +1454,8 @@
         <w:t xml:space="preserve">.</w:t>
       </w:r>
     </w:p>
-    <w:bookmarkEnd w:id="22"/>
-    <w:bookmarkStart w:id="23" w:name="correlation"/>
+    <w:bookmarkEnd w:id="11"/>
+    <w:bookmarkStart w:id="12" w:name="correlation"/>
     <w:p>
       <w:pPr>
         <w:pStyle w:val="Heading3"/>
@@ -1570,28 +1594,30 @@
           <m:r>
             <m:t>ρ</m:t>
           </m:r>
-          <m:d>
-            <m:dPr>
-              <m:begChr m:val="("/>
-              <m:sepChr m:val=""/>
-              <m:endChr m:val=")"/>
-              <m:grow/>
-            </m:dPr>
-            <m:e>
-              <m:r>
-                <m:t>X</m:t>
-              </m:r>
-              <m:r>
-                <m:rPr>
-                  <m:sty m:val="p"/>
-                </m:rPr>
-                <m:t>,</m:t>
-              </m:r>
-              <m:r>
-                <m:t>Y</m:t>
-              </m:r>
-            </m:e>
-          </m:d>
+          <m:r>
+            <m:rPr>
+              <m:sty m:val="p"/>
+            </m:rPr>
+            <m:t>(</m:t>
+          </m:r>
+          <m:r>
+            <m:t>X</m:t>
+          </m:r>
+          <m:r>
+            <m:rPr>
+              <m:sty m:val="p"/>
+            </m:rPr>
+            <m:t>,</m:t>
+          </m:r>
+          <m:r>
+            <m:t>Y</m:t>
+          </m:r>
+          <m:r>
+            <m:rPr>
+              <m:sty m:val="p"/>
+            </m:rPr>
+            <m:t>)</m:t>
+          </m:r>
           <m:r>
             <m:rPr>
               <m:sty m:val="p"/>
@@ -1610,28 +1636,30 @@
                 </m:rPr>
                 <m:t>Cov</m:t>
               </m:r>
-              <m:d>
-                <m:dPr>
-                  <m:begChr m:val="("/>
-                  <m:sepChr m:val=""/>
-                  <m:endChr m:val=")"/>
-                  <m:grow/>
-                </m:dPr>
-                <m:e>
-                  <m:r>
-                    <m:t>X</m:t>
-                  </m:r>
-                  <m:r>
-                    <m:rPr>
-                      <m:sty m:val="p"/>
-                    </m:rPr>
-                    <m:t>,</m:t>
-                  </m:r>
-                  <m:r>
-                    <m:t>Y</m:t>
-                  </m:r>
-                </m:e>
-              </m:d>
+              <m:r>
+                <m:rPr>
+                  <m:sty m:val="p"/>
+                </m:rPr>
+                <m:t>(</m:t>
+              </m:r>
+              <m:r>
+                <m:t>X</m:t>
+              </m:r>
+              <m:r>
+                <m:rPr>
+                  <m:sty m:val="p"/>
+                </m:rPr>
+                <m:t>,</m:t>
+              </m:r>
+              <m:r>
+                <m:t>Y</m:t>
+              </m:r>
+              <m:r>
+                <m:rPr>
+                  <m:sty m:val="p"/>
+                </m:rPr>
+                <m:t>)</m:t>
+              </m:r>
             </m:num>
             <m:den>
               <m:sSub>
@@ -1671,8 +1699,8 @@
         <w:t xml:space="preserve">Unlike covariance, correlation gives a clearer picture of the strength and direction of a linear relationship between variables.</w:t>
       </w:r>
     </w:p>
-    <w:bookmarkEnd w:id="23"/>
-    <w:bookmarkStart w:id="24" w:name="p-values-and-hypothesis-testing"/>
+    <w:bookmarkEnd w:id="12"/>
+    <w:bookmarkStart w:id="13" w:name="p-values-and-hypothesis-testing"/>
     <w:p>
       <w:pPr>
         <w:pStyle w:val="Heading3"/>
@@ -1859,8 +1887,8 @@
         <w:t xml:space="preserve">is the probability of observing a result as extreme as, or more extreme than, the one obtained, assuming the null hypothesis is true. A small p-value (usually less than 0.05) indicates that the null hypothesis is unlikely, and we may reject it in favor of the alternative hypothesis.</w:t>
       </w:r>
     </w:p>
-    <w:bookmarkEnd w:id="24"/>
-    <w:bookmarkStart w:id="25" w:name="maximum-likelihood-estimation-mle"/>
+    <w:bookmarkEnd w:id="13"/>
+    <w:bookmarkStart w:id="14" w:name="maximum-likelihood-estimation-mle"/>
     <w:p>
       <w:pPr>
         <w:pStyle w:val="Heading3"/>
@@ -1932,28 +1960,30 @@
           <m:r>
             <m:t>L</m:t>
           </m:r>
-          <m:d>
-            <m:dPr>
-              <m:begChr m:val="("/>
-              <m:sepChr m:val=""/>
-              <m:endChr m:val=")"/>
-              <m:grow/>
-            </m:dPr>
-            <m:e>
-              <m:r>
-                <m:t>θ</m:t>
-              </m:r>
-              <m:r>
-                <m:rPr>
-                  <m:sty m:val="p"/>
-                </m:rPr>
-                <m:t>|</m:t>
-              </m:r>
-              <m:r>
-                <m:t>X</m:t>
-              </m:r>
-            </m:e>
-          </m:d>
+          <m:r>
+            <m:rPr>
+              <m:sty m:val="p"/>
+            </m:rPr>
+            <m:t>(</m:t>
+          </m:r>
+          <m:r>
+            <m:t>θ</m:t>
+          </m:r>
+          <m:r>
+            <m:rPr>
+              <m:sty m:val="p"/>
+            </m:rPr>
+            <m:t>|</m:t>
+          </m:r>
+          <m:r>
+            <m:t>X</m:t>
+          </m:r>
+          <m:r>
+            <m:rPr>
+              <m:sty m:val="p"/>
+            </m:rPr>
+            <m:t>)</m:t>
+          </m:r>
           <m:r>
             <m:rPr>
               <m:sty m:val="p"/>
@@ -1963,28 +1993,30 @@
           <m:r>
             <m:t>P</m:t>
           </m:r>
-          <m:d>
-            <m:dPr>
-              <m:begChr m:val="("/>
-              <m:sepChr m:val=""/>
-              <m:endChr m:val=")"/>
-              <m:grow/>
-            </m:dPr>
-            <m:e>
-              <m:r>
-                <m:t>X</m:t>
-              </m:r>
-              <m:r>
-                <m:rPr>
-                  <m:sty m:val="p"/>
-                </m:rPr>
-                <m:t>|</m:t>
-              </m:r>
-              <m:r>
-                <m:t>θ</m:t>
-              </m:r>
-            </m:e>
-          </m:d>
+          <m:r>
+            <m:rPr>
+              <m:sty m:val="p"/>
+            </m:rPr>
+            <m:t>(</m:t>
+          </m:r>
+          <m:r>
+            <m:t>X</m:t>
+          </m:r>
+          <m:r>
+            <m:rPr>
+              <m:sty m:val="p"/>
+            </m:rPr>
+            <m:t>|</m:t>
+          </m:r>
+          <m:r>
+            <m:t>θ</m:t>
+          </m:r>
+          <m:r>
+            <m:rPr>
+              <m:sty m:val="p"/>
+            </m:rPr>
+            <m:t>)</m:t>
+          </m:r>
         </m:oMath>
       </m:oMathPara>
     </w:p>
@@ -2066,28 +2098,30 @@
           <m:r>
             <m:t>L</m:t>
           </m:r>
-          <m:d>
-            <m:dPr>
-              <m:begChr m:val="("/>
-              <m:sepChr m:val=""/>
-              <m:endChr m:val=")"/>
-              <m:grow/>
-            </m:dPr>
-            <m:e>
-              <m:r>
-                <m:t>θ</m:t>
-              </m:r>
-              <m:r>
-                <m:rPr>
-                  <m:sty m:val="p"/>
-                </m:rPr>
-                <m:t>|</m:t>
-              </m:r>
-              <m:r>
-                <m:t>X</m:t>
-              </m:r>
-            </m:e>
-          </m:d>
+          <m:r>
+            <m:rPr>
+              <m:sty m:val="p"/>
+            </m:rPr>
+            <m:t>(</m:t>
+          </m:r>
+          <m:r>
+            <m:t>θ</m:t>
+          </m:r>
+          <m:r>
+            <m:rPr>
+              <m:sty m:val="p"/>
+            </m:rPr>
+            <m:t>|</m:t>
+          </m:r>
+          <m:r>
+            <m:t>X</m:t>
+          </m:r>
+          <m:r>
+            <m:rPr>
+              <m:sty m:val="p"/>
+            </m:rPr>
+            <m:t>)</m:t>
+          </m:r>
         </m:oMath>
       </m:oMathPara>
     </w:p>
@@ -2099,8 +2133,8 @@
         <w:t xml:space="preserve">MLE is widely used in statistical modeling, from simple linear regression to complex machine learning algorithms.</w:t>
       </w:r>
     </w:p>
-    <w:bookmarkEnd w:id="25"/>
-    <w:bookmarkStart w:id="27" w:name="maximum-a-posteriori-map"/>
+    <w:bookmarkEnd w:id="14"/>
+    <w:bookmarkStart w:id="16" w:name="maximum-a-posteriori-map"/>
     <w:p>
       <w:pPr>
         <w:pStyle w:val="Heading3"/>
@@ -2169,28 +2203,30 @@
           <m:r>
             <m:t>P</m:t>
           </m:r>
-          <m:d>
-            <m:dPr>
-              <m:begChr m:val="("/>
-              <m:sepChr m:val=""/>
-              <m:endChr m:val=")"/>
-              <m:grow/>
-            </m:dPr>
-            <m:e>
-              <m:r>
-                <m:t>θ</m:t>
-              </m:r>
-              <m:r>
-                <m:rPr>
-                  <m:sty m:val="p"/>
-                </m:rPr>
-                <m:t>|</m:t>
-              </m:r>
-              <m:r>
-                <m:t>X</m:t>
-              </m:r>
-            </m:e>
-          </m:d>
+          <m:r>
+            <m:rPr>
+              <m:sty m:val="p"/>
+            </m:rPr>
+            <m:t>(</m:t>
+          </m:r>
+          <m:r>
+            <m:t>θ</m:t>
+          </m:r>
+          <m:r>
+            <m:rPr>
+              <m:sty m:val="p"/>
+            </m:rPr>
+            <m:t>|</m:t>
+          </m:r>
+          <m:r>
+            <m:t>X</m:t>
+          </m:r>
+          <m:r>
+            <m:rPr>
+              <m:sty m:val="p"/>
+            </m:rPr>
+            <m:t>)</m:t>
+          </m:r>
           <m:r>
             <m:rPr>
               <m:sty m:val="p"/>
@@ -2205,62 +2241,68 @@
               <m:r>
                 <m:t>P</m:t>
               </m:r>
-              <m:d>
-                <m:dPr>
-                  <m:begChr m:val="("/>
-                  <m:sepChr m:val=""/>
-                  <m:endChr m:val=")"/>
-                  <m:grow/>
-                </m:dPr>
-                <m:e>
-                  <m:r>
-                    <m:t>X</m:t>
-                  </m:r>
-                  <m:r>
-                    <m:rPr>
-                      <m:sty m:val="p"/>
-                    </m:rPr>
-                    <m:t>|</m:t>
-                  </m:r>
-                  <m:r>
-                    <m:t>θ</m:t>
-                  </m:r>
-                </m:e>
-              </m:d>
+              <m:r>
+                <m:rPr>
+                  <m:sty m:val="p"/>
+                </m:rPr>
+                <m:t>(</m:t>
+              </m:r>
+              <m:r>
+                <m:t>X</m:t>
+              </m:r>
+              <m:r>
+                <m:rPr>
+                  <m:sty m:val="p"/>
+                </m:rPr>
+                <m:t>|</m:t>
+              </m:r>
+              <m:r>
+                <m:t>θ</m:t>
+              </m:r>
+              <m:r>
+                <m:rPr>
+                  <m:sty m:val="p"/>
+                </m:rPr>
+                <m:t>)</m:t>
+              </m:r>
               <m:r>
                 <m:t>P</m:t>
               </m:r>
-              <m:d>
-                <m:dPr>
-                  <m:begChr m:val="("/>
-                  <m:sepChr m:val=""/>
-                  <m:endChr m:val=")"/>
-                  <m:grow/>
-                </m:dPr>
-                <m:e>
-                  <m:r>
-                    <m:t>θ</m:t>
-                  </m:r>
-                </m:e>
-              </m:d>
+              <m:r>
+                <m:rPr>
+                  <m:sty m:val="p"/>
+                </m:rPr>
+                <m:t>(</m:t>
+              </m:r>
+              <m:r>
+                <m:t>θ</m:t>
+              </m:r>
+              <m:r>
+                <m:rPr>
+                  <m:sty m:val="p"/>
+                </m:rPr>
+                <m:t>)</m:t>
+              </m:r>
             </m:num>
             <m:den>
               <m:r>
                 <m:t>P</m:t>
               </m:r>
-              <m:d>
-                <m:dPr>
-                  <m:begChr m:val="("/>
-                  <m:sepChr m:val=""/>
-                  <m:endChr m:val=")"/>
-                  <m:grow/>
-                </m:dPr>
-                <m:e>
-                  <m:r>
-                    <m:t>X</m:t>
-                  </m:r>
-                </m:e>
-              </m:d>
+              <m:r>
+                <m:rPr>
+                  <m:sty m:val="p"/>
+                </m:rPr>
+                <m:t>(</m:t>
+              </m:r>
+              <m:r>
+                <m:t>X</m:t>
+              </m:r>
+              <m:r>
+                <m:rPr>
+                  <m:sty m:val="p"/>
+                </m:rPr>
+                <m:t>)</m:t>
+              </m:r>
             </m:den>
           </m:f>
         </m:oMath>
@@ -2370,28 +2412,30 @@
           <m:r>
             <m:t>P</m:t>
           </m:r>
-          <m:d>
-            <m:dPr>
-              <m:begChr m:val="("/>
-              <m:sepChr m:val=""/>
-              <m:endChr m:val=")"/>
-              <m:grow/>
-            </m:dPr>
-            <m:e>
-              <m:r>
-                <m:t>θ</m:t>
-              </m:r>
-              <m:r>
-                <m:rPr>
-                  <m:sty m:val="p"/>
-                </m:rPr>
-                <m:t>|</m:t>
-              </m:r>
-              <m:r>
-                <m:t>X</m:t>
-              </m:r>
-            </m:e>
-          </m:d>
+          <m:r>
+            <m:rPr>
+              <m:sty m:val="p"/>
+            </m:rPr>
+            <m:t>(</m:t>
+          </m:r>
+          <m:r>
+            <m:t>θ</m:t>
+          </m:r>
+          <m:r>
+            <m:rPr>
+              <m:sty m:val="p"/>
+            </m:rPr>
+            <m:t>|</m:t>
+          </m:r>
+          <m:r>
+            <m:t>X</m:t>
+          </m:r>
+          <m:r>
+            <m:rPr>
+              <m:sty m:val="p"/>
+            </m:rPr>
+            <m:t>)</m:t>
+          </m:r>
         </m:oMath>
       </m:oMathPara>
     </w:p>
@@ -2409,19 +2453,21 @@
         <m:r>
           <m:t>P</m:t>
         </m:r>
-        <m:d>
-          <m:dPr>
-            <m:begChr m:val="("/>
-            <m:sepChr m:val=""/>
-            <m:endChr m:val=")"/>
-            <m:grow/>
-          </m:dPr>
-          <m:e>
-            <m:r>
-              <m:t>θ</m:t>
-            </m:r>
-          </m:e>
-        </m:d>
+        <m:r>
+          <m:rPr>
+            <m:sty m:val="p"/>
+          </m:rPr>
+          <m:t>(</m:t>
+        </m:r>
+        <m:r>
+          <m:t>θ</m:t>
+        </m:r>
+        <m:r>
+          <m:rPr>
+            <m:sty m:val="p"/>
+          </m:rPr>
+          <m:t>)</m:t>
+        </m:r>
       </m:oMath>
       <w:r>
         <w:t xml:space="preserve">, making it more robust when prior knowledge is available</w:t>
@@ -2485,8 +2531,8 @@
         <w:t xml:space="preserve"> </w:t>
       </w:r>
     </w:p>
-    <w:bookmarkStart w:id="26" w:name="fb-root"/>
-    <w:bookmarkEnd w:id="26"/>
+    <w:bookmarkStart w:id="15" w:name="fb-root"/>
+    <w:bookmarkEnd w:id="15"/>
     <w:p>
       <w:pPr>
         <w:pStyle w:val="BodyText"/>
@@ -2499,8 +2545,8 @@
         <w:t xml:space="preserve">You may also like</w:t>
       </w:r>
     </w:p>
-    <w:bookmarkEnd w:id="27"/>
-    <w:bookmarkEnd w:id="28"/>
+    <w:bookmarkEnd w:id="16"/>
+    <w:bookmarkEnd w:id="17"/>
     <w:sectPr>
       <w:footnotePr>
         <w:numRestart w:val="eachSect"/>
@@ -2843,10 +2889,10 @@
   <w:docDefaults>
     <w:rPrDefault>
       <w:rPr>
-        <w:rFonts w:asciiTheme="minorHAnsi" w:cstheme="minorBidi" w:eastAsiaTheme="minorHAnsi" w:hAnsiTheme="minorHAnsi"/>
+        <w:rFonts w:asciiTheme="minorHAnsi" w:cstheme="minorBidi" w:eastAsiaTheme="minorEastAsia" w:hAnsiTheme="minorHAnsi"/>
         <w:sz w:val="24"/>
         <w:szCs w:val="24"/>
-        <w:lang w:bidi="ar-SA" w:eastAsia="en-US" w:val="en-US"/>
+        <w:lang w:bidi="ar-SA" w:eastAsia="zh-CN" w:val="en-US"/>
       </w:rPr>
     </w:rPrDefault>
     <w:pPrDefault>
@@ -3387,13 +3433,6 @@
       </w:tblCellMar>
     </w:tblPr>
     <w:tblStylePr w:type="firstRow">
-      <w:tblPr>
-        <w:jc w:val="left"/>
-        <w:tblInd w:type="dxa" w:w="0"/>
-      </w:tblPr>
-      <w:trPr>
-        <w:jc w:val="left"/>
-      </w:trPr>
       <w:tcPr>
         <w:tcBorders>
           <w:bottom w:val="single"/>

--- a/posts/statisticaltalk/index.docx
+++ b/posts/statisticaltalk/index.docx
@@ -60,7 +60,7 @@
         <w:t xml:space="preserve">In the world of data analysis and machine learning, statistics plays a vital role in making sense of the data. Whether you’re estimating parameters, testing hypotheses, or understanding relationships between variables, statistical concepts guide how we interpret data. In this post, I want to summarise and collect some fundamental statistical ideas that are quite common and asked in many data science, machine learning, and quant interviews</w:t>
       </w:r>
     </w:p>
-    <w:bookmarkStart w:id="17" w:name="basic-statistical-terminologies"/>
+    <w:bookmarkStart w:id="16" w:name="basic-statistical-terminologies"/>
     <w:p>
       <w:pPr>
         <w:pStyle w:val="Heading2"/>
@@ -2134,7 +2134,7 @@
       </w:r>
     </w:p>
     <w:bookmarkEnd w:id="14"/>
-    <w:bookmarkStart w:id="16" w:name="maximum-a-posteriori-map"/>
+    <w:bookmarkStart w:id="15" w:name="maximum-a-posteriori-map"/>
     <w:p>
       <w:pPr>
         <w:pStyle w:val="Heading3"/>
@@ -2489,64 +2489,11 @@
           <w:b/>
           <w:bCs/>
         </w:rPr>
-        <w:t xml:space="preserve">Share on</w:t>
-      </w:r>
-    </w:p>
-    <w:p>
-      <w:pPr>
-        <w:pStyle w:val="BodyText"/>
-      </w:pPr>
-    </w:p>
-    <w:p>
-      <w:pPr>
-        <w:pStyle w:val="BodyText"/>
-      </w:pPr>
-      <w:r>
-        <w:t xml:space="preserve"> </w:t>
-      </w:r>
-    </w:p>
-    <w:p>
-      <w:pPr>
-        <w:pStyle w:val="BodyText"/>
-      </w:pPr>
-    </w:p>
-    <w:p>
-      <w:pPr>
-        <w:pStyle w:val="BodyText"/>
-      </w:pPr>
-      <w:r>
-        <w:t xml:space="preserve"> </w:t>
-      </w:r>
-    </w:p>
-    <w:p>
-      <w:pPr>
-        <w:pStyle w:val="BodyText"/>
-      </w:pPr>
-    </w:p>
-    <w:p>
-      <w:pPr>
-        <w:pStyle w:val="BodyText"/>
-      </w:pPr>
-      <w:r>
-        <w:t xml:space="preserve"> </w:t>
-      </w:r>
-    </w:p>
-    <w:bookmarkStart w:id="15" w:name="fb-root"/>
+        <w:t xml:space="preserve">You may also like</w:t>
+      </w:r>
+    </w:p>
     <w:bookmarkEnd w:id="15"/>
-    <w:p>
-      <w:pPr>
-        <w:pStyle w:val="BodyText"/>
-      </w:pPr>
-      <w:r>
-        <w:rPr>
-          <w:b/>
-          <w:bCs/>
-        </w:rPr>
-        <w:t xml:space="preserve">You may also like</w:t>
-      </w:r>
-    </w:p>
     <w:bookmarkEnd w:id="16"/>
-    <w:bookmarkEnd w:id="17"/>
     <w:sectPr>
       <w:footnotePr>
         <w:numRestart w:val="eachSect"/>
